--- a/zht/docx/20.content.docx
+++ b/zht/docx/20.content.docx
@@ -163,13 +163,6 @@
         <w:rPr>
           <w:lang w:val="zh_TW" w:bidi="zh_TW"/>
         </w:rPr>
-      </w:r>
-      <w:r>
-        <w:rPr>
-          <w:i/>
-          <w:lang w:val="zh_TW" w:bidi="zh_TW"/>
-        </w:rPr>
-        <w:t>箴言 1:1, 箴言 1:2–3, 箴言 1:2–7, 箴言 1:4, 箴言 1:6, 箴言 1:7, 箴言 1:8–19, 箴言 1:8–9:18, 箴言 1:9, 箴言 1:10–19, 箴言 1:12, 箴言 1:17–19, 箴言 1:20–33, 箴言 1:22, 箴言 1:23, 箴言 1:24–27, 箴言 1:28, 箴言 1:29–30, 箴言 1:31, 箴言 1:33, 箴言 2:1, 箴言 2:1–22, 箴言 2:2–3, 箴言 2:4, 箴言 2:5, 箴言 2:6, 箴言 2:7–8, 箴言 2:10, 箴言 2:12–15, 箴言 2:16, 箴言 2:17, 箴言 2:18–19, 箴言 2:20–22, 箴言 3:1, 箴言 3:1–12, 箴言 3:2, 箴言 3:3, 箴言 3:5–6, 箴言 3:8, 箴言 3:9–10, 箴言 3:11–12, 箴言 3:13, 箴言 3:14–15, 箴言 3:18, 箴言 3:19–20, 箴言 3:21–26, 箴言 3:27–28, 箴言 3:29, 箴言 3:30, 箴言 3:31–32, 箴言 4:1, 箴言 4:2, 箴言 4:3, 箴言 4:4, 箴言 4:5, 箴言 4:6, 箴言 4:7–8, 箴言 4:9, 箴言 4:10, 箴言 4:10–19, 箴言 4:11–12, 箴言 4:16, 箴言 4:17, 箴言 4:18–19, 箴言 4:20–21, 箴言 4:20–27, 箴言 4:22, 箴言 4:23, 箴言 4:24, 箴言 5:1–2, 箴言 5:1–23, 箴言 5:3–4, 箴言 5:5–6, 箴言 5:9–10, 箴言 5:11, 箴言 5:15–18, 箴言 5:19, 箴言 5:21–23, 箴言 5:22, 箴言 5:23, 箴言 6:1–5, 箴言 6:3–5, 箴言 6:6–11, 箴言 6:10–11, 箴言 6:12–15, 箴言 6:13, 箴言 6:15, 箴言 6:16–19, 箴言 6:19, 箴言 6:20–35, 箴言 6:24–25, 箴言 6:26, 箴言 6:27–29, 箴言 6:30–31, 箴言 6:32–35, 箴言 7:1–27, 箴言 7:2, 箴言 7:3, 箴言 7:4, 箴言 7:5, 箴言 7:6–7, 箴言 7:6–23, 箴言 7:9, 箴言 7:10, 箴言 7:12, 箴言 7:14, 箴言 7:16–17, 箴言 7:18, 箴言 7:21–23, 箴言 7:24–27, 箴言 8:1–2, 箴言 8:1–9:18, 箴言 8:2, 箴言 8:3, 箴言 8:6–9, 箴言 8:10–11, 箴言 8:12, 箴言 8:13, 箴言 8:15–16, 箴言 8:22–25, 箴言 8:27–29, 箴言 8:30, 箴言 8:32–36, 箴言 8:35–36, 箴言 9:1, 箴言 9:1–6, 箴言 9:2, 箴言 9:3, 箴言 9:4, 箴言 9:6, 箴言 9:7–9, 箴言 9:10–12, 箴言 9:13, 箴言 9:13–18, 箴言 9:14, 箴言 9:17, 箴言 9:18, 箴言 10:1, 箴言 10:1–22:16, 箴言 10:2, 箴言 10:3, 箴言 10:4–5, 箴言 10:7, 箴言 10:9, 箴言 10:10, 箴言 10:11, 箴言 10:13, 箴言 10:15, 箴言 10:17, 箴言 10:19, 箴言 10:20, 箴言 10:25, 箴言 10:30, 箴言 11:1, 箴言 11:2, 箴言 11:4, 箴言 11:10, 箴言 11:13, 箴言 11:14, 箴言 11:15, 箴言 11:16, 箴言 11:21, 箴言 11:22, 箴言 11:23, 箴言 11:24–26, 箴言 11:28, 箴言 11:31, 箴言 12:4, 箴言 12:7, 箴言 12:8, 箴言 12:9, 箴言 12:11, 箴言 12:12, 箴言 12:15, 箴言 12:16, 箴言 12:17, 箴言 13:1, 箴言 13:3, 箴言 13:7, 箴言 13:8, 箴言 13:9, 箴言 13:17, 箴言 13:20, 箴言 13:23, 箴言 13:24, 箴言 14:1, 箴言 14:2, 箴言 14:3, 箴言 14:4, 箴言 14:5, 箴言 14:9, 箴言 14:10, 箴言 14:11, 箴言 14:12, 箴言 14:13, 箴言 14:14, 箴言 14:17, 箴言 14:18, 箴言 14:20, 箴言 14:21, 箴言 14:24, 箴言 14:28, 箴言 14:29, 箴言 14:30, 箴言 14:31, 箴言 14:32, 箴言 14:34, 箴言 15:1, 箴言 15:2, 箴言 15:3, 箴言 15:5, 箴言 15:6, 箴言 15:8, 箴言 15:11, 箴言 15:12, 箴言 15:13, 箴言 15:14, 箴言 15:15, 箴言 15:16, 箴言 15:17, 箴言 15:18, 箴言 15:19, 箴言 15:22, 箴言 15:24, 箴言 15:25, 箴言 15:29, 箴言 15:30, 箴言 15:33, 箴言 16:1, 箴言 16:2, 箴言 16:3, 箴言 16:4, 箴言 16:5, 箴言 16:6, 箴言 16:8, 箴言 16:10, 箴言 16:10–15, 箴言 16:11, 箴言 16:12–13, 箴言 16:14–15, 箴言 16:16, 箴言 16:18, 箴言 16:25, 箴言 16:27–29, 箴言 16:31, 箴言 16:32, 箴言 16:33, 箴言 17:2, 箴言 17:3, 箴言 17:4, 箴言 17:5, 箴言 17:6, 箴言 17:9, 箴言 17:10, 箴言 17:11, 箴言 17:12, 箴言 17:14, 箴言 17:18, 箴言 17:19, 箴言 17:24, 箴言 17:25, 箴言 18:4, 箴言 18:8, 箴言 18:10–11, 箴言 18:12, 箴言 18:14, 箴言 18:16, 箴言 18:17, 箴言 18:18, 箴言 18:21, 箴言 18:23, 箴言 18:24, 箴言 19:1, 箴言 19:2, 箴言 19:3, 箴言 19:5, 箴言 19:8, 箴言 19:9, 箴言 19:12, 箴言 19:13–14, 箴言 19:16, 箴言 19:18, 箴言 19:24, 箴言 19:25, 箴言 19:26, 箴言 20:1, 箴言 20:2, 箴言 20:6, 箴言 20:8, 箴言 20:9, 箴言 20:10, 箴言 20:12, 箴言 20:13, 箴言 20:14, 箴言 20:16, 箴言 20:19, 箴言 20:21, 箴言 20:22, 箴言 20:23, 箴言 20:24, 箴言 20:25, 箴言 20:26, 箴言 20:27, 箴言 20:28, 箴言 20:30, 箴言 21:1, 箴言 21:2, 箴言 21:3, 箴言 21:4, 箴言 21:8, 箴言 21:9, 箴言 21:10, 箴言 21:11, 箴言 21:12, 箴言 21:15, 箴言 21:16, 箴言 21:17, 箴言 21:18, 箴言 21:19, 箴言 21:20, 箴言 21:21, 箴言 21:22, 箴言 21:24, 箴言 21:26, 箴言 21:30–31, 箴言 22:1, 箴言 22:2, 箴言 22:3, 箴言 22:4, 箴言 22:5, 箴言 22:7, 箴言 22:11, 箴言 22:12, 箴言 22:13, 箴言 22:14, 箴言 22:15, 箴言 22:16, 箴言 22:17–21, 箴言 22:17–24:22, 箴言 22:20, 箴言 22:22–23, 箴言 22:24–25, 箴言 22:26–27, 箴言 22:28, 箴言 22:29, 箴言 23:1–3, 箴言 23:4–5, 箴言 23:6–8, 箴言 23:9, 箴言 23:10–11, 箴言 23:12, 箴言 23:13–14, 箴言 23:15–16, 箴言 23:17–18, 箴言 23:19–21, 箴言 23:22–25, 箴言 23:26–28, 箴言 23:29–35, 箴言 24:1–2, 箴言 24:3–4, 箴言 24:5–6, 箴言 24:7, 箴言 24:8–9, 箴言 24:10, 箴言 24:11–12, 箴言 24:13–14, 箴言 24:15–16, 箴言 24:17–18, 箴言 24:19–20, 箴言 24:21–22, 箴言 24:23–25, 箴言 24:23–34, 箴言 24:26, 箴言 24:27, 箴言 24:28–29, 箴言 24:30–34, 箴言 24:33–34, 箴言 25:1–29:27, 箴言 25:2–3, 箴言 25:4–5, 箴言 25:6–7, 箴言 25:7, 箴言 25:9–10, 箴言 25:11–12, 箴言 25:13, 箴言 25:14, 箴言 25:16–17, 箴言 25:18, 箴言 25:21–22, 箴言 25:24, 箴言 25:26, 箴言 25:27–28, 箴言 26:1, 箴言 26:2, 箴言 26:3, 箴言 26:4–5, 箴言 26:7, 箴言 26:9, 箴言 26:10, 箴言 26:11, 箴言 26:12, 箴言 26:13–16, 箴言 26:15, 箴言 26:17, 箴言 26:18–19, 箴言 26:20–21, 箴言 26:22, 箴言 26:23–26, 箴言 26:27, 箴言 27:1, 箴言 27:2, 箴言 27:3, 箴言 27:4, 箴言 27:5, 箴言 27:6, 箴言 27:7, 箴言 27:8, 箴言 27:9, 箴言 27:10, 箴言 27:11, 箴言 27:12, 箴言 27:13, 箴言 27:14, 箴言 27:15, 箴言 27:17, 箴言 27:18, 箴言 27:20, 箴言 27:21, 箴言 27:22, 箴言 27:23–27, 箴言 28:1, 箴言 28:2, 箴言 28:4, 箴言 28:5, 箴言 28:6, 箴言 28:7, 箴言 28:8, 箴言 28:9, 箴言 28:12, 箴言 28:13, 箴言 28:15, 箴言 28:17, 箴言 28:19, 箴言 28:20, 箴言 28:21, 箴言 28:23, 箴言 28:24, 箴言 28:25, 箴言 28:26, 箴言 28:28, 箴言 29:3, 箴言 29:4, 箴言 29:5, 箴言 29:11, 箴言 29:13, 箴言 29:15, 箴言 29:18, 箴言 29:19, 箴言 29:23, 箴言 29:24, 箴言 29:25, 箴言 30:1, 箴言 30:1–3, 箴言 30:4–6, 箴言 30:7–9, 箴言 30:11–14, 箴言 30:15–16, 箴言 30:17, 箴言 30:18–19, 箴言 30:20, 箴言 30:21–23, 箴言 30:24–28, 箴言 31:1–9, 箴言 31:2–3, 箴言 31:4–7, 箴言 31:8–9, 箴言 31:10–12, 箴言 31:10–31, 箴言 31:13–15, 箴言 31:16–18, 箴言 31:19–21, 箴言 31:22–24, 箴言 31:25–27, 箴言 31:28–29, 箴言 31:30–31</w:t>
       </w:r>
       <w:r>
         <w:rPr>

--- a/zht/docx/20.content.docx
+++ b/zht/docx/20.content.docx
@@ -150,19 +150,6 @@
           <w:lang w:val="zh_TW" w:bidi="zh_TW"/>
         </w:rPr>
         <w:t>PRO</w:t>
-      </w:r>
-      <w:r>
-        <w:rPr>
-          <w:lang w:val="zh_TW" w:bidi="zh_TW"/>
-        </w:rPr>
-      </w:r>
-    </w:p>
-    <w:p>
-      <w:pPr/>
-      <w:r>
-        <w:rPr>
-          <w:lang w:val="zh_TW" w:bidi="zh_TW"/>
-        </w:rPr>
       </w:r>
       <w:r>
         <w:rPr>

--- a/zht/docx/20.content.docx
+++ b/zht/docx/20.content.docx
@@ -19,7 +19,7 @@
         <w:rPr>
           <w:lang w:val="zh_TW" w:bidi="zh_TW"/>
         </w:rPr>
-        <w:t>Resource: 研讀筆記 (Tyndale)</w:t>
+        <w:t>Resource: Tyndale Open Study Notes</w:t>
       </w:r>
       <w:r>
         <w:rPr>
@@ -112,7 +112,7 @@
         <w:rPr>
           <w:lang w:val="zh_TW" w:bidi="zh_TW"/>
         </w:rPr>
-        <w:t>研讀筆記 (Tyndale)</w:t>
+        <w:t>Tyndale Open Study Notes</w:t>
       </w:r>
     </w:p>
     <w:p>

--- a/zht/docx/20.content.docx
+++ b/zht/docx/20.content.docx
@@ -19,7 +19,7 @@
         <w:rPr>
           <w:lang w:val="zh_TW" w:bidi="zh_TW"/>
         </w:rPr>
-        <w:t>Resource: Tyndale Open Study Notes</w:t>
+        <w:t>Resource: Aquifer Open Study Notes</w:t>
       </w:r>
       <w:r>
         <w:rPr>
@@ -112,7 +112,7 @@
         <w:rPr>
           <w:lang w:val="zh_TW" w:bidi="zh_TW"/>
         </w:rPr>
-        <w:t>Tyndale Open Study Notes</w:t>
+        <w:t>Aquifer Open Study Notes</w:t>
       </w:r>
     </w:p>
     <w:p>
